--- a/Laporan_MiniProject_StudiKasus2.docx
+++ b/Laporan_MiniProject_StudiKasus2.docx
@@ -150,6 +150,7 @@
         <w:t>Arsitektur implementasi final (penyesuaian instruksi Pak Deka): 3 VM.</w:t>
       </w:r>
     </w:p>
+    <w:p/>
     <w:tbl>
       <w:tblPr>
         <w:tblStyle w:val="TableGrid"/>
@@ -170,6 +171,7 @@
           </w:tcPr>
           <w:p>
             <w:r>
+              <w:lastRenderedPageBreak/>
               <w:t>Node</w:t>
             </w:r>
           </w:p>
@@ -222,7 +224,6 @@
           </w:tcPr>
           <w:p>
             <w:r>
-              <w:lastRenderedPageBreak/>
               <w:t>VM1</w:t>
             </w:r>
           </w:p>
@@ -671,6 +672,9 @@
         </w:numPr>
       </w:pPr>
       <w:r>
+        <w:rPr>
+          <w:noProof/>
+        </w:rPr>
         <w:lastRenderedPageBreak/>
         <w:drawing>
           <wp:inline distT="0" distB="0" distL="0" distR="0" wp14:anchorId="529280DA" wp14:editId="63AFC9F9">
@@ -1035,7 +1039,77 @@
       </w:pPr>
       <w:r>
         <w:lastRenderedPageBreak/>
-        <w:t>Aplikasi tetap mengarah ke ProxySQL sehingga endpoint klien tetap stabil.</w:t>
+        <w:t xml:space="preserve">Aplikasi tetap mengarah ke ProxySQL sehingga endpoint </w:t>
+      </w:r>
+      <w:proofErr w:type="spellStart"/>
+      <w:r>
+        <w:t>klien</w:t>
+      </w:r>
+      <w:proofErr w:type="spellEnd"/>
+      <w:r>
+        <w:t xml:space="preserve"> </w:t>
+      </w:r>
+      <w:proofErr w:type="spellStart"/>
+      <w:r>
+        <w:t>tetap</w:t>
+      </w:r>
+      <w:proofErr w:type="spellEnd"/>
+      <w:r>
+        <w:t xml:space="preserve"> </w:t>
+      </w:r>
+      <w:proofErr w:type="spellStart"/>
+      <w:r>
+        <w:t>stabil</w:t>
+      </w:r>
+      <w:proofErr w:type="spellEnd"/>
+      <w:r>
+        <w:t>.</w:t>
+      </w:r>
+    </w:p>
+    <w:p>
+      <w:pPr>
+        <w:pStyle w:val="ListBullet"/>
+        <w:numPr>
+          <w:ilvl w:val="0"/>
+          <w:numId w:val="0"/>
+        </w:numPr>
+      </w:pPr>
+      <w:r>
+        <w:drawing>
+          <wp:inline distT="0" distB="0" distL="0" distR="0" wp14:anchorId="602E51BE" wp14:editId="71617FA5">
+            <wp:extent cx="5486400" cy="1682115"/>
+            <wp:effectExtent l="0" t="0" r="0" b="0"/>
+            <wp:docPr id="256346989" name="Picture 1"/>
+            <wp:cNvGraphicFramePr>
+              <a:graphicFrameLocks xmlns:a="http://schemas.openxmlformats.org/drawingml/2006/main" noChangeAspect="1"/>
+            </wp:cNvGraphicFramePr>
+            <a:graphic xmlns:a="http://schemas.openxmlformats.org/drawingml/2006/main">
+              <a:graphicData uri="http://schemas.openxmlformats.org/drawingml/2006/picture">
+                <pic:pic xmlns:pic="http://schemas.openxmlformats.org/drawingml/2006/picture">
+                  <pic:nvPicPr>
+                    <pic:cNvPr id="256346989" name=""/>
+                    <pic:cNvPicPr/>
+                  </pic:nvPicPr>
+                  <pic:blipFill>
+                    <a:blip r:embed="rId7"/>
+                    <a:stretch>
+                      <a:fillRect/>
+                    </a:stretch>
+                  </pic:blipFill>
+                  <pic:spPr>
+                    <a:xfrm>
+                      <a:off x="0" y="0"/>
+                      <a:ext cx="5486400" cy="1682115"/>
+                    </a:xfrm>
+                    <a:prstGeom prst="rect">
+                      <a:avLst/>
+                    </a:prstGeom>
+                  </pic:spPr>
+                </pic:pic>
+              </a:graphicData>
+            </a:graphic>
+          </wp:inline>
+        </w:drawing>
       </w:r>
     </w:p>
     <w:p>
